--- a/downloads/Week03_商業企劃書標準架構與起草練習.docx
+++ b/downloads/Week03_商業企劃書標準架構與起草練習.docx
@@ -10,7 +10,7 @@
         <w:rPr>
           <w:rFonts w:ascii="微軟正黑體" w:hAnsi="微軟正黑體"/>
           <w:color w:val="475569"/>
-          <w:sz w:val="26"/>
+          <w:sz w:val="24"/>
         </w:rPr>
         <w:t>萬能科技大學 企業管理系 11501《商業軟體應用》</w:t>
         <w:br/>
@@ -20,16 +20,15 @@
           <w:rFonts w:ascii="微軟正黑體" w:hAnsi="微軟正黑體"/>
           <w:b/>
           <w:color w:val="1E3A8A"/>
-          <w:sz w:val="36"/>
+          <w:sz w:val="34"/>
         </w:rPr>
-        <w:t>第 03 週 實務練習檔：Word 商業企劃書標準黃金架構與 AI 輔助起草實務</w:t>
+        <w:t>第 03 週 實務練習檔：Word 商業企劃書標準架構與 AI 輔助起草實務</w:t>
       </w:r>
     </w:p>
     <w:tbl>
       <w:tblPr>
         <w:tblW w:type="auto" w:w="0"/>
         <w:jc w:val="center"/>
-        <w:tblLayout w:type="fixed"/>
         <w:tblLook w:firstColumn="1" w:firstRow="1" w:lastColumn="0" w:lastRow="0" w:noHBand="0" w:noVBand="1" w:val="04A0"/>
       </w:tblPr>
       <w:tblGrid>
@@ -46,7 +45,7 @@
             <w:r>
               <w:rPr>
                 <w:rFonts w:ascii="微軟正黑體" w:hAnsi="微軟正黑體"/>
-                <w:sz w:val="21"/>
+                <w:sz w:val="20"/>
               </w:rPr>
               <w:t>授課教師：邱俊維 博士 ｜ 班級：進企管四系 1 甲</w:t>
             </w:r>
@@ -61,7 +60,7 @@
             <w:r>
               <w:rPr>
                 <w:rFonts w:ascii="微軟正黑體" w:hAnsi="微軟正黑體"/>
-                <w:sz w:val="21"/>
+                <w:sz w:val="20"/>
               </w:rPr>
               <w:t>學生姓名：________________   學號：________________</w:t>
             </w:r>
@@ -91,22 +90,22 @@
                 <w:rFonts w:ascii="微軟正黑體" w:hAnsi="微軟正黑體"/>
                 <w:b/>
                 <w:color w:val="1E40AF"/>
-                <w:sz w:val="22"/>
+                <w:sz w:val="21"/>
               </w:rPr>
-              <w:t>💡 教授安心叮嚀（零作業壓力，實作即資產）：</w:t>
+              <w:t>🎓 課堂教學模擬情境宣告與學習指引：</w:t>
               <w:br/>
             </w:r>
             <w:r>
               <w:rPr>
                 <w:rFonts w:ascii="微軟正黑體" w:hAnsi="微軟正黑體"/>
                 <w:color w:val="1E3A8A"/>
-                <w:sz w:val="20"/>
+                <w:sz w:val="19"/>
               </w:rPr>
-              <w:t>本練習為課堂實機教學體驗，不需繳交隨堂作業，亦無隨堂考試壓力！</w:t>
+              <w:t>1. 【虛擬模擬宣告】：本教材所有數據、廠商名稱與會議對話均為課堂教學模擬情境（Simulated Case），非真實企業機密資料。</w:t>
               <w:br/>
-              <w:t>學期評分標準採『出席 30% ＋ 期中書面報告 30% ＋ 期末整合成果 40%』。</w:t>
+              <w:t>2. 【零作業負擔】：本練習為課堂實機教學演練，不需繳交隨堂作業，亦無隨堂小考壓力（學期成績採『出席 30% ＋ 期中報告 30% ＋ 期末成果 40%』）。</w:t>
               <w:br/>
-              <w:t>課堂操作成果請妥善存於個人 Google 雲端硬碟，即可直接作為期中/期末專案報告之實務佐證素材！</w:t>
+              <w:t>3. 【成果即資產】：請將今日課堂實作成果妥善保存於個人 Google 雲端硬碟，期中與期末書面報告可直接引用為實務成果佐證！</w:t>
             </w:r>
           </w:p>
         </w:tc>
@@ -120,19 +119,15 @@
       <w:r>
         <w:rPr>
           <w:rFonts w:ascii="微軟正黑體" w:hAnsi="微軟正黑體"/>
-          <w:color w:val="1E3A8A"/>
         </w:rPr>
-        <w:t>一、 實務管理情境與背景說明</w:t>
+        <w:t>一、 商業教學模擬情境背景</w:t>
       </w:r>
     </w:p>
     <w:p>
-      <w:pPr>
-        <w:spacing w:line="324" w:lineRule="auto"/>
-      </w:pPr>
       <w:r>
-        <w:t>在企業管理實務中，一份具有說服力的商業企劃書必須具備嚴謹的版面標準與邏輯層次。若邊界過窄、行距密不透風、字體過小或缺乏標準章節結構，第一眼便會給投資人或主管留下不專業的印象。</w:t>
+        <w:t>【虛擬企業案例】：鼎新商業企劃顧問案（校園智慧零售新事業）。</w:t>
         <w:br/>
-        <w:t>本週實務情境：以『連鎖餐飲門市新飲品開發提案』為範例，建立標準公文版面規範（上下左右 2.54cm、行距 1.25~1.5 倍），並透過 AI 輔助起草執行摘要與市場痛點分析。</w:t>
+        <w:t>商業企劃書是爭取投資、主管審批與跨部門溝通的關鍵核心文件。一份符合業界規範的企劃書，在版面設定（標準邊界 2.54cm、1.25倍行距）、字體搭配與五大黃金章節結構上均有嚴格規範。</w:t>
       </w:r>
     </w:p>
     <w:p>
@@ -142,90 +137,21 @@
       <w:r>
         <w:rPr>
           <w:rFonts w:ascii="微軟正黑體" w:hAnsi="微軟正黑體"/>
-          <w:color w:val="1E3A8A"/>
         </w:rPr>
-        <w:t>二、 課堂逐步引導與操作 SOP</w:t>
+        <w:t>二、 商業企劃書黃金五大章節結構規範</w:t>
       </w:r>
     </w:p>
     <w:p>
-      <w:pPr>
-        <w:spacing w:line="300" w:lineRule="auto"/>
-      </w:pPr>
       <w:r>
-        <w:rPr>
-          <w:rFonts w:ascii="微軟正黑體" w:hAnsi="微軟正黑體"/>
-          <w:b/>
-          <w:color w:val="0F172A"/>
-          <w:sz w:val="22"/>
-        </w:rPr>
-        <w:t>步驟 1：設置標準商業版面與字體規格</w:t>
+        <w:t>第一章：專案執行摘要 (Executive Summary) —— 300字內精準闡明市場機會、商業價值與財務預期。</w:t>
         <w:br/>
-      </w:r>
-      <w:r>
-        <w:rPr>
-          <w:rFonts w:ascii="微軟正黑體" w:hAnsi="微軟正黑體"/>
-          <w:color w:val="334155"/>
-          <w:sz w:val="21"/>
-        </w:rPr>
-        <w:t>進入 Word【版面配置】➔【邊界】設定為標準邊界（上下左右各 2.54 cm / 1 英吋）。中文內文字體採用『微軟正黑體』12pt，行距設定為 1.25 倍，段落後間距 6pt。</w:t>
-      </w:r>
-    </w:p>
-    <w:p>
-      <w:pPr>
-        <w:spacing w:line="300" w:lineRule="auto"/>
-      </w:pPr>
-      <w:r>
-        <w:rPr>
-          <w:rFonts w:ascii="微軟正黑體" w:hAnsi="微軟正黑體"/>
-          <w:b/>
-          <w:color w:val="0F172A"/>
-          <w:sz w:val="22"/>
-        </w:rPr>
-        <w:t>步驟 2：建立企劃書黃金五大章節骨架</w:t>
+        <w:t>第二章：市場痛點與競爭分析 (Market &amp; Competitor Analysis) —— 深入剖析客群未被滿足需求與對手優劣勢。</w:t>
         <w:br/>
-      </w:r>
-      <w:r>
-        <w:rPr>
-          <w:rFonts w:ascii="微軟正黑體" w:hAnsi="微軟正黑體"/>
-          <w:color w:val="334155"/>
-          <w:sz w:val="21"/>
-        </w:rPr>
-        <w:t>鍵入標準章節標題：</w:t>
+        <w:t>第三章：商業模式與營運規劃 (Business Model &amp; Operations) —— 產品與服務定位、通路佈局與行銷策略。</w:t>
         <w:br/>
-        <w:t>一、 專案執行摘要 (Executive Summary)</w:t>
+        <w:t>第四章：財務預算與投資效益預估 (Financial Budget &amp; ROI) —— 設備採購資本支出 (CAPEX)、每月營運費用 (OPEX) 與損益平衡點。</w:t>
         <w:br/>
-        <w:t>二、 市場痛點與競爭分析</w:t>
-        <w:br/>
-        <w:t>三、 產品定位與行銷策略</w:t>
-        <w:br/>
-        <w:t>四、 財務預算與營收效益預估</w:t>
-        <w:br/>
-        <w:t>五、 執行甘特圖與里程碑</w:t>
-      </w:r>
-    </w:p>
-    <w:p>
-      <w:pPr>
-        <w:spacing w:line="300" w:lineRule="auto"/>
-      </w:pPr>
-      <w:r>
-        <w:rPr>
-          <w:rFonts w:ascii="微軟正黑體" w:hAnsi="微軟正黑體"/>
-          <w:b/>
-          <w:color w:val="0F172A"/>
-          <w:sz w:val="22"/>
-        </w:rPr>
-        <w:t>步驟 3：使用 CLEAR 提示詞起草市場分析段落</w:t>
-        <w:br/>
-      </w:r>
-      <w:r>
-        <w:rPr>
-          <w:rFonts w:ascii="微軟正黑體" w:hAnsi="微軟正黑體"/>
-          <w:color w:val="334155"/>
-          <w:sz w:val="21"/>
-        </w:rPr>
-        <w:t>開啟 AI 工具貼入提示詞：</w:t>
-        <w:br/>
-        <w:t>『你是一位資深連鎖餐飲商業顧問，請針對連鎖手搖飲健康低糖新趨勢，以正式商務語氣起草 300 字的市場痛點分析。』將產出文字貼入企劃書對應章節。</w:t>
+        <w:t>第五章：執行時程甘特圖與風險防範 (Milestones &amp; Risk Management) —— 三階段里程碑與危機應變機制。</w:t>
       </w:r>
     </w:p>
     <w:p>
@@ -235,19 +161,335 @@
       <w:r>
         <w:rPr>
           <w:rFonts w:ascii="微軟正黑體" w:hAnsi="微軟正黑體"/>
-          <w:color w:val="1E3A8A"/>
         </w:rPr>
-        <w:t>三、 成果留存與期中/期末報告銜接</w:t>
+        <w:t>三、 財務預算模擬明細表（示範格式）</w:t>
+      </w:r>
+    </w:p>
+    <w:tbl>
+      <w:tblPr>
+        <w:tblW w:type="auto" w:w="0"/>
+        <w:jc w:val="center"/>
+        <w:tblLook w:firstColumn="1" w:firstRow="1" w:lastColumn="0" w:lastRow="0" w:noHBand="0" w:noVBand="1" w:val="04A0"/>
+      </w:tblPr>
+      <w:tblGrid>
+        <w:gridCol w:w="2340"/>
+        <w:gridCol w:w="2340"/>
+        <w:gridCol w:w="2340"/>
+        <w:gridCol w:w="2340"/>
+      </w:tblGrid>
+      <w:tr>
+        <w:tc>
+          <w:tcPr>
+            <w:tcW w:type="dxa" w:w="2340"/>
+            <w:shd w:fill="1E3A8A"/>
+          </w:tcPr>
+          <w:p>
+            <w:r>
+              <w:rPr>
+                <w:b/>
+                <w:color w:val="FFFFFF"/>
+              </w:rPr>
+              <w:t>費用項目類別</w:t>
+            </w:r>
+          </w:p>
+        </w:tc>
+        <w:tc>
+          <w:tcPr>
+            <w:tcW w:type="dxa" w:w="2340"/>
+            <w:shd w:fill="1E3A8A"/>
+          </w:tcPr>
+          <w:p>
+            <w:r>
+              <w:rPr>
+                <w:b/>
+                <w:color w:val="FFFFFF"/>
+              </w:rPr>
+              <w:t>具體預算項目說明</w:t>
+            </w:r>
+          </w:p>
+        </w:tc>
+        <w:tc>
+          <w:tcPr>
+            <w:tcW w:type="dxa" w:w="2340"/>
+            <w:shd w:fill="1E3A8A"/>
+          </w:tcPr>
+          <w:p>
+            <w:r>
+              <w:rPr>
+                <w:b/>
+                <w:color w:val="FFFFFF"/>
+              </w:rPr>
+              <w:t>預估金額 (NT$)</w:t>
+            </w:r>
+          </w:p>
+        </w:tc>
+        <w:tc>
+          <w:tcPr>
+            <w:tcW w:type="dxa" w:w="2340"/>
+            <w:shd w:fill="1E3A8A"/>
+          </w:tcPr>
+          <w:p>
+            <w:r>
+              <w:rPr>
+                <w:b/>
+                <w:color w:val="FFFFFF"/>
+              </w:rPr>
+              <w:t>備註與審核說明</w:t>
+            </w:r>
+          </w:p>
+        </w:tc>
+      </w:tr>
+      <w:tr>
+        <w:tc>
+          <w:tcPr>
+            <w:tcW w:type="dxa" w:w="2340"/>
+            <w:shd w:fill="FFFFFF"/>
+          </w:tcPr>
+          <w:p>
+            <w:r>
+              <w:rPr>
+                <w:sz w:val="19"/>
+              </w:rPr>
+              <w:t>資本支出 (CAPEX)</w:t>
+            </w:r>
+          </w:p>
+        </w:tc>
+        <w:tc>
+          <w:tcPr>
+            <w:tcW w:type="dxa" w:w="2340"/>
+            <w:shd w:fill="FFFFFF"/>
+          </w:tcPr>
+          <w:p>
+            <w:r>
+              <w:rPr>
+                <w:sz w:val="19"/>
+              </w:rPr>
+              <w:t>門市智慧終端設備與 POS 系統建置</w:t>
+            </w:r>
+          </w:p>
+        </w:tc>
+        <w:tc>
+          <w:tcPr>
+            <w:tcW w:type="dxa" w:w="2340"/>
+            <w:shd w:fill="FFFFFF"/>
+          </w:tcPr>
+          <w:p>
+            <w:r>
+              <w:rPr>
+                <w:sz w:val="19"/>
+              </w:rPr>
+              <w:t>120,000</w:t>
+            </w:r>
+          </w:p>
+        </w:tc>
+        <w:tc>
+          <w:tcPr>
+            <w:tcW w:type="dxa" w:w="2340"/>
+            <w:shd w:fill="FFFFFF"/>
+          </w:tcPr>
+          <w:p>
+            <w:r>
+              <w:rPr>
+                <w:sz w:val="19"/>
+              </w:rPr>
+              <w:t>包含三年原廠保固與到府維修</w:t>
+            </w:r>
+          </w:p>
+        </w:tc>
+      </w:tr>
+      <w:tr>
+        <w:tc>
+          <w:tcPr>
+            <w:tcW w:type="dxa" w:w="2340"/>
+            <w:shd w:fill="F8FAFC"/>
+          </w:tcPr>
+          <w:p>
+            <w:r>
+              <w:rPr>
+                <w:sz w:val="19"/>
+              </w:rPr>
+              <w:t>資本支出 (CAPEX)</w:t>
+            </w:r>
+          </w:p>
+        </w:tc>
+        <w:tc>
+          <w:tcPr>
+            <w:tcW w:type="dxa" w:w="2340"/>
+            <w:shd w:fill="F8FAFC"/>
+          </w:tcPr>
+          <w:p>
+            <w:r>
+              <w:rPr>
+                <w:sz w:val="19"/>
+              </w:rPr>
+              <w:t>門市節能環保裝潢與展示櫃改造</w:t>
+            </w:r>
+          </w:p>
+        </w:tc>
+        <w:tc>
+          <w:tcPr>
+            <w:tcW w:type="dxa" w:w="2340"/>
+            <w:shd w:fill="F8FAFC"/>
+          </w:tcPr>
+          <w:p>
+            <w:r>
+              <w:rPr>
+                <w:sz w:val="19"/>
+              </w:rPr>
+              <w:t>250,000</w:t>
+            </w:r>
+          </w:p>
+        </w:tc>
+        <w:tc>
+          <w:tcPr>
+            <w:tcW w:type="dxa" w:w="2340"/>
+            <w:shd w:fill="F8FAFC"/>
+          </w:tcPr>
+          <w:p>
+            <w:r>
+              <w:rPr>
+                <w:sz w:val="19"/>
+              </w:rPr>
+              <w:t>符合綠建築節能標準設計</w:t>
+            </w:r>
+          </w:p>
+        </w:tc>
+      </w:tr>
+      <w:tr>
+        <w:tc>
+          <w:tcPr>
+            <w:tcW w:type="dxa" w:w="2340"/>
+            <w:shd w:fill="FFFFFF"/>
+          </w:tcPr>
+          <w:p>
+            <w:r>
+              <w:rPr>
+                <w:sz w:val="19"/>
+              </w:rPr>
+              <w:t>營業費用 (OPEX)</w:t>
+            </w:r>
+          </w:p>
+        </w:tc>
+        <w:tc>
+          <w:tcPr>
+            <w:tcW w:type="dxa" w:w="2340"/>
+            <w:shd w:fill="FFFFFF"/>
+          </w:tcPr>
+          <w:p>
+            <w:r>
+              <w:rPr>
+                <w:sz w:val="19"/>
+              </w:rPr>
+              <w:t>首季數位社群精準廣告宣傳推廣</w:t>
+            </w:r>
+          </w:p>
+        </w:tc>
+        <w:tc>
+          <w:tcPr>
+            <w:tcW w:type="dxa" w:w="2340"/>
+            <w:shd w:fill="FFFFFF"/>
+          </w:tcPr>
+          <w:p>
+            <w:r>
+              <w:rPr>
+                <w:sz w:val="19"/>
+              </w:rPr>
+              <w:t>60,000</w:t>
+            </w:r>
+          </w:p>
+        </w:tc>
+        <w:tc>
+          <w:tcPr>
+            <w:tcW w:type="dxa" w:w="2340"/>
+            <w:shd w:fill="FFFFFF"/>
+          </w:tcPr>
+          <w:p>
+            <w:r>
+              <w:rPr>
+                <w:sz w:val="19"/>
+              </w:rPr>
+              <w:t>鎖定大專院校周邊 3 公里受眾</w:t>
+            </w:r>
+          </w:p>
+        </w:tc>
+      </w:tr>
+      <w:tr>
+        <w:tc>
+          <w:tcPr>
+            <w:tcW w:type="dxa" w:w="2340"/>
+            <w:shd w:fill="F8FAFC"/>
+          </w:tcPr>
+          <w:p>
+            <w:r>
+              <w:rPr>
+                <w:sz w:val="19"/>
+              </w:rPr>
+              <w:t>營業費用 (OPEX)</w:t>
+            </w:r>
+          </w:p>
+        </w:tc>
+        <w:tc>
+          <w:tcPr>
+            <w:tcW w:type="dxa" w:w="2340"/>
+            <w:shd w:fill="F8FAFC"/>
+          </w:tcPr>
+          <w:p>
+            <w:r>
+              <w:rPr>
+                <w:sz w:val="19"/>
+              </w:rPr>
+              <w:t>初次物料備貨與備用週轉週轉金</w:t>
+            </w:r>
+          </w:p>
+        </w:tc>
+        <w:tc>
+          <w:tcPr>
+            <w:tcW w:type="dxa" w:w="2340"/>
+            <w:shd w:fill="F8FAFC"/>
+          </w:tcPr>
+          <w:p>
+            <w:r>
+              <w:rPr>
+                <w:sz w:val="19"/>
+              </w:rPr>
+              <w:t>150,000</w:t>
+            </w:r>
+          </w:p>
+        </w:tc>
+        <w:tc>
+          <w:tcPr>
+            <w:tcW w:type="dxa" w:w="2340"/>
+            <w:shd w:fill="F8FAFC"/>
+          </w:tcPr>
+          <w:p>
+            <w:r>
+              <w:rPr>
+                <w:sz w:val="19"/>
+              </w:rPr>
+              <w:t>確保 45 天安全庫存水位</w:t>
+            </w:r>
+          </w:p>
+        </w:tc>
+      </w:tr>
+    </w:tbl>
+    <w:p>
+      <w:pPr>
+        <w:pStyle w:val="Heading1"/>
+      </w:pPr>
+      <w:r>
+        <w:rPr>
+          <w:rFonts w:ascii="微軟正黑體" w:hAnsi="微軟正黑體"/>
+        </w:rPr>
+        <w:t>四、 本週實機操作指引</w:t>
       </w:r>
     </w:p>
     <w:p>
-      <w:pPr>
-        <w:spacing w:line="324" w:lineRule="auto"/>
-      </w:pPr>
       <w:r>
-        <w:t>1. 存檔命名為 `20260928_第三週商業企劃書草案.docx`。</w:t>
+        <w:t>1. 依據公文規範，將本文件版面邊界設定為標準上下左右各 2.54 cm（1 英吋）。</w:t>
         <w:br/>
-        <w:t>2. 本企劃書骨架將直接銜接第 4 週樣式排版與第 9 週期中專案報告，請妥善留存。</w:t>
+        <w:t>2. 將中文內文字體設定為微軟正黑體 12pt、行距 1.25 倍、段落後間距 6pt。</w:t>
+        <w:br/>
+        <w:t>3. 複製平台「📋 複製提示詞」至 AI 工具，產出第一章執行摘要，貼入本企劃書草稿中留存。</w:t>
       </w:r>
     </w:p>
     <w:sectPr>
